--- a/COMPLIANCE_DOCUMENTS/COMPANY_GOVERNANCE/PROAXIS_SOLUTIONS_CAPABILITY_STATEMENT.docx
+++ b/COMPLIANCE_DOCUMENTS/COMPANY_GOVERNANCE/PROAXIS_SOLUTIONS_CAPABILITY_STATEMENT.docx
@@ -40,12 +40,7 @@
         <w:t xml:space="preserve">Version:</w:t>
       </w:r>
       <w:r>
-        <w:t xml:space="preserve"> </w:t>
-      </w:r>
-      <w:r>
-        <w:t xml:space="preserve">1.0</w:t>
-      </w:r>
-      <w:r>
+        <w:t xml:space="preserve"> 1.1</w:t>
         <w:br/>
       </w:r>
       <w:r>
@@ -55,12 +50,7 @@
         <w:t xml:space="preserve">Date:</w:t>
       </w:r>
       <w:r>
-        <w:t xml:space="preserve"> </w:t>
-      </w:r>
-      <w:r>
-        <w:t xml:space="preserve">June 2026</w:t>
-      </w:r>
-      <w:r>
+        <w:t xml:space="preserve"> 20 June 2026</w:t>
         <w:br/>
       </w:r>
       <w:r>
@@ -70,10 +60,7 @@
         <w:t xml:space="preserve">Use:</w:t>
       </w:r>
       <w:r>
-        <w:t xml:space="preserve"> </w:t>
-      </w:r>
-      <w:r>
-        <w:t xml:space="preserve">Tender submissions, supplier onboarding, client proposals</w:t>
+        <w:t xml:space="preserve"> Tender submissions, supplier onboarding, client proposals</w:t>
       </w:r>
     </w:p>
     <w:p>
@@ -272,7 +259,7 @@
               <w:jc w:val="left"/>
             </w:pPr>
             <w:r>
-              <w:t xml:space="preserve">Yes</w:t>
+              <w:t xml:space="preserve">Yes — Supplier No. MAAA1729940</w:t>
             </w:r>
           </w:p>
         </w:tc>
@@ -355,15 +342,6 @@
             <w:r>
               <w:t xml:space="preserve">info@proaxissolutions.co.za</w:t>
             </w:r>
-            <w:r>
-              <w:t xml:space="preserve"> </w:t>
-            </w:r>
-            <w:r>
-              <w:rPr>
-                <w:b/>
-              </w:rPr>
-              <w:t xml:space="preserve">[UPDATE once active]</w:t>
-            </w:r>
           </w:p>
         </w:tc>
       </w:tr>
@@ -389,7 +367,7 @@
               <w:jc w:val="left"/>
             </w:pPr>
             <w:r>
-              <w:t xml:space="preserve">Bongumusa Mthembu [VERIFY: confirm full legal name against CIPC records]</w:t>
+              <w:t xml:space="preserve">Bongumusa Aphiwe Xolani Mthembu</w:t>
             </w:r>
           </w:p>
         </w:tc>
@@ -417,10 +395,7 @@
         <w:pStyle w:val="FirstParagraph"/>
       </w:pPr>
       <w:r>
-        <w:t xml:space="preserve">Proaxis Solutions is a South African</w:t>
-      </w:r>
-      <w:r>
-        <w:t xml:space="preserve"> </w:t>
+        <w:t xml:space="preserve">Proaxis Solutions is a South African </w:t>
       </w:r>
       <w:r>
         <w:rPr>
@@ -476,40 +451,7 @@
         <w:t xml:space="preserve">Capabilities:</w:t>
       </w:r>
       <w:r>
-        <w:t xml:space="preserve"> </w:t>
-      </w:r>
-      <w:r>
-        <w:t xml:space="preserve">- Custom software development (web applications, business systems, workflow platforms)</w:t>
-      </w:r>
-      <w:r>
-        <w:t xml:space="preserve"> </w:t>
-      </w:r>
-      <w:r>
-        <w:t xml:space="preserve">- API development and system integration</w:t>
-      </w:r>
-      <w:r>
-        <w:t xml:space="preserve"> </w:t>
-      </w:r>
-      <w:r>
-        <w:t xml:space="preserve">- Web application development</w:t>
-      </w:r>
-      <w:r>
-        <w:t xml:space="preserve"> </w:t>
-      </w:r>
-      <w:r>
-        <w:t xml:space="preserve">- Corporate and business website development</w:t>
-      </w:r>
-      <w:r>
-        <w:t xml:space="preserve"> </w:t>
-      </w:r>
-      <w:r>
-        <w:t xml:space="preserve">- Client portal development</w:t>
-      </w:r>
-      <w:r>
-        <w:t xml:space="preserve"> </w:t>
-      </w:r>
-      <w:r>
-        <w:t xml:space="preserve">- Platform modernisation</w:t>
+        <w:t xml:space="preserve"> - Custom software development (web applications, business systems, workflow platforms) - API development and system integration - Web application development - Corporate and business website development - Client portal development - Platform modernisation</w:t>
       </w:r>
     </w:p>
     <w:p>
@@ -523,10 +465,7 @@
         <w:t xml:space="preserve">Suited for:</w:t>
       </w:r>
       <w:r>
-        <w:t xml:space="preserve"> </w:t>
-      </w:r>
-      <w:r>
-        <w:t xml:space="preserve">Organisations that have outgrown spreadsheets and manual processes, or need to replace legacy systems with modern, scalable digital platforms.</w:t>
+        <w:t xml:space="preserve"> Organisations that have outgrown spreadsheets and manual processes, or need to replace legacy systems with modern, scalable digital platforms.</w:t>
       </w:r>
     </w:p>
     <w:p>
@@ -565,40 +504,7 @@
         <w:t xml:space="preserve">Capabilities:</w:t>
       </w:r>
       <w:r>
-        <w:t xml:space="preserve"> </w:t>
-      </w:r>
-      <w:r>
-        <w:t xml:space="preserve">- AI workflow automation</w:t>
-      </w:r>
-      <w:r>
-        <w:t xml:space="preserve"> </w:t>
-      </w:r>
-      <w:r>
-        <w:t xml:space="preserve">- Intelligent document processing and extraction</w:t>
-      </w:r>
-      <w:r>
-        <w:t xml:space="preserve"> </w:t>
-      </w:r>
-      <w:r>
-        <w:t xml:space="preserve">- AI assistant development and integration</w:t>
-      </w:r>
-      <w:r>
-        <w:t xml:space="preserve"> </w:t>
-      </w:r>
-      <w:r>
-        <w:t xml:space="preserve">- Automated reporting and data processing</w:t>
-      </w:r>
-      <w:r>
-        <w:t xml:space="preserve"> </w:t>
-      </w:r>
-      <w:r>
-        <w:t xml:space="preserve">- Decision-support system design</w:t>
-      </w:r>
-      <w:r>
-        <w:t xml:space="preserve"> </w:t>
-      </w:r>
-      <w:r>
-        <w:t xml:space="preserve">- Business process automation (BPA)</w:t>
+        <w:t xml:space="preserve"> - AI workflow automation - Intelligent document processing and extraction - AI assistant development and integration - Automated reporting and data processing - Decision-support system design - Business process automation (BPA)</w:t>
       </w:r>
     </w:p>
     <w:p>
@@ -612,10 +518,7 @@
         <w:t xml:space="preserve">Suited for:</w:t>
       </w:r>
       <w:r>
-        <w:t xml:space="preserve"> </w:t>
-      </w:r>
-      <w:r>
-        <w:t xml:space="preserve">Organisations with high-volume, rules-based processes that are currently performed manually, and those seeking to leverage AI to improve quality and reduce operational cost.</w:t>
+        <w:t xml:space="preserve"> Organisations with high-volume, rules-based processes that are currently performed manually, and those seeking to leverage AI to improve quality and reduce operational cost.</w:t>
       </w:r>
     </w:p>
     <w:p>
@@ -629,10 +532,7 @@
         <w:t xml:space="preserve">Our approach to responsible AI:</w:t>
       </w:r>
       <w:r>
-        <w:t xml:space="preserve"> </w:t>
-      </w:r>
-      <w:r>
-        <w:t xml:space="preserve">Every AI solution we design includes a human-in-the-loop mechanism for decisions with significant consequences. We do not design or recommend fully automated decision systems that operate without human review where personal or significant business outcomes are involved. This is embedded in our design practice and in our client contracts.</w:t>
+        <w:t xml:space="preserve"> Every AI solution we design includes a human-in-the-loop mechanism for decisions with significant consequences. We do not design or recommend fully automated decision systems that operate without human review where personal or significant business outcomes are involved. This is embedded in our design practice and in our client contracts.</w:t>
       </w:r>
     </w:p>
     <w:p>
@@ -671,40 +571,7 @@
         <w:t xml:space="preserve">Capabilities:</w:t>
       </w:r>
       <w:r>
-        <w:t xml:space="preserve"> </w:t>
-      </w:r>
-      <w:r>
-        <w:t xml:space="preserve">- Digital transformation strategy and roadmap development</w:t>
-      </w:r>
-      <w:r>
-        <w:t xml:space="preserve"> </w:t>
-      </w:r>
-      <w:r>
-        <w:t xml:space="preserve">- Technology assessment and gap analysis</w:t>
-      </w:r>
-      <w:r>
-        <w:t xml:space="preserve"> </w:t>
-      </w:r>
-      <w:r>
-        <w:t xml:space="preserve">- Process mapping and optimisation</w:t>
-      </w:r>
-      <w:r>
-        <w:t xml:space="preserve"> </w:t>
-      </w:r>
-      <w:r>
-        <w:t xml:space="preserve">- Digital infrastructure advisory</w:t>
-      </w:r>
-      <w:r>
-        <w:t xml:space="preserve"> </w:t>
-      </w:r>
-      <w:r>
-        <w:t xml:space="preserve">- Change management support</w:t>
-      </w:r>
-      <w:r>
-        <w:t xml:space="preserve"> </w:t>
-      </w:r>
-      <w:r>
-        <w:t xml:space="preserve">- Project management and delivery oversight</w:t>
+        <w:t xml:space="preserve"> - Digital transformation strategy and roadmap development - Technology assessment and gap analysis - Process mapping and optimisation - Digital infrastructure advisory - Change management support - Project management and delivery oversight</w:t>
       </w:r>
     </w:p>
     <w:p>
@@ -718,10 +585,7 @@
         <w:t xml:space="preserve">Suited for:</w:t>
       </w:r>
       <w:r>
-        <w:t xml:space="preserve"> </w:t>
-      </w:r>
-      <w:r>
-        <w:t xml:space="preserve">Organisations at any stage of digital maturity — from businesses digitising for the first time to those modernising existing systems.</w:t>
+        <w:t xml:space="preserve"> Organisations at any stage of digital maturity — from businesses digitising for the first time to those modernising existing systems.</w:t>
       </w:r>
     </w:p>
     <w:p>
@@ -1282,6 +1146,30 @@
               <w:jc w:val="left"/>
             </w:pPr>
             <w:r>
+              <w:t xml:space="preserve">SARS Tax Compliance</w:t>
+            </w:r>
+          </w:p>
+        </w:tc>
+        <w:tc>
+          <w:p>
+            <w:pPr>
+              <w:pStyle w:val="Compact"/>
+              <w:jc w:val="left"/>
+            </w:pPr>
+            <w:r>
+              <w:t xml:space="preserve">TCS PIN: 93227BC47N — Tax Compliant</w:t>
+            </w:r>
+          </w:p>
+        </w:tc>
+      </w:tr>
+      <w:tr>
+        <w:tc>
+          <w:p>
+            <w:pPr>
+              <w:pStyle w:val="Compact"/>
+              <w:jc w:val="left"/>
+            </w:pPr>
+            <w:r>
               <w:t xml:space="preserve">B-BBEE Level 1 EME</w:t>
             </w:r>
           </w:p>
@@ -1293,7 +1181,7 @@
               <w:jc w:val="left"/>
             </w:pPr>
             <w:r>
-              <w:t xml:space="preserve">Certificate valid — EME (expiry: 07 July 2026)</w:t>
+              <w:t xml:space="preserve">Certificate valid — EME (renewal in progress, current certificate expires 07 July 2026)</w:t>
             </w:r>
           </w:p>
         </w:tc>
@@ -1341,7 +1229,7 @@
               <w:jc w:val="left"/>
             </w:pPr>
             <w:r>
-              <w:t xml:space="preserve">Central Supplier Database</w:t>
+              <w:t xml:space="preserve">Supplier No. MAAA1729940 — Active</w:t>
             </w:r>
           </w:p>
         </w:tc>
@@ -1628,7 +1516,7 @@
         <w:pStyle w:val="FirstParagraph"/>
       </w:pPr>
       <w:r>
-        <w:t xml:space="preserve">For use in CSD and tender submissions [VERIFY: current UNSPSC taxonomy]:</w:t>
+        <w:t xml:space="preserve">For use in CSD and tender submissions:</w:t>
       </w:r>
     </w:p>
     <w:tbl>
@@ -1910,7 +1798,7 @@
               <w:jc w:val="left"/>
             </w:pPr>
             <w:r>
-              <w:t xml:space="preserve">Bongumusa Mthembu</w:t>
+              <w:t xml:space="preserve">Bongumusa Aphiwe Xolani Mthembu</w:t>
             </w:r>
           </w:p>
         </w:tc>
@@ -1939,15 +1827,6 @@
             <w:r>
               <w:t xml:space="preserve">info@proaxissolutions.co.za</w:t>
             </w:r>
-            <w:r>
-              <w:t xml:space="preserve"> </w:t>
-            </w:r>
-            <w:r>
-              <w:rPr>
-                <w:b/>
-              </w:rPr>
-              <w:t xml:space="preserve">[UPDATE once active]</w:t>
-            </w:r>
           </w:p>
         </w:tc>
       </w:tr>
@@ -1975,15 +1854,6 @@
             <w:r>
               <w:t xml:space="preserve">tenders@proaxissolutions.co.za</w:t>
             </w:r>
-            <w:r>
-              <w:t xml:space="preserve"> </w:t>
-            </w:r>
-            <w:r>
-              <w:rPr>
-                <w:b/>
-              </w:rPr>
-              <w:t xml:space="preserve">[UPDATE once active]</w:t>
-            </w:r>
           </w:p>
         </w:tc>
       </w:tr>
@@ -2036,7 +1906,7 @@
               <w:jc w:val="left"/>
             </w:pPr>
             <w:r>
-              <w:t xml:space="preserve">1 Shantally Close, Milarina Gardens, Durban, KwaZulu-Natal, South Africa</w:t>
+              <w:t xml:space="preserve">1 Shantally Close, Milarina Gardens, Newlands West, 4037, KwaZulu-Natal, South Africa</w:t>
             </w:r>
           </w:p>
         </w:tc>
@@ -2047,29 +1917,6 @@
         <w:pict>
           <v:rect style="width:0;height:1.5pt" o:hralign="center" o:hrstd="t" o:hr="t"/>
         </w:pict>
-      </w:r>
-    </w:p>
-    <w:p>
-      <w:pPr>
-        <w:pStyle w:val="BlockText"/>
-      </w:pPr>
-      <w:r>
-        <w:t xml:space="preserve">⚠️</w:t>
-      </w:r>
-      <w:r>
-        <w:t xml:space="preserve"> </w:t>
-      </w:r>
-      <w:r>
-        <w:rPr>
-          <w:b/>
-        </w:rPr>
-        <w:t xml:space="preserve">AI-GENERATED DOCUMENT</w:t>
-      </w:r>
-      <w:r>
-        <w:t xml:space="preserve"> </w:t>
-      </w:r>
-      <w:r>
-        <w:t xml:space="preserve">— This Capability Statement was prepared with AI assistance using verified company information. It must be reviewed and approved by the Director before use in any submission. All facts and credentials must be independently confirmed before inclusion in a tender response or formal submission.</w:t>
       </w:r>
     </w:p>
     <w:p>
